--- a/docs/requirements/UseCaseModel-Spec.docx
+++ b/docs/requirements/UseCaseModel-Spec.docx
@@ -117,42 +117,6 @@
           <w:shd w:fill="auto" w:val="clear"/>
           <w:vertAlign w:val="baseline"/>
         </w:rPr>
-      </w:pPr>
-      <w:r>
-        <w:rPr>
-          <w:rtl w:val="0"/>
-        </w:rPr>
-      </w:r>
-    </w:p>
-    <w:p>
-      <w:pPr>
-        <w:keepNext w:val="0"/>
-        <w:keepLines w:val="1"/>
-        <w:pageBreakBefore w:val="0"/>
-        <w:widowControl w:val="0"/>
-        <w:pBdr>
-          <w:top w:space="0" w:sz="0" w:val="nil"/>
-          <w:left w:space="0" w:sz="0" w:val="nil"/>
-          <w:bottom w:space="0" w:sz="0" w:val="nil"/>
-          <w:right w:space="0" w:sz="0" w:val="nil"/>
-          <w:between w:space="0" w:sz="0" w:val="nil"/>
-        </w:pBdr>
-        <w:shd w:fill="auto" w:val="clear"/>
-        <w:spacing w:after="120" w:before="0" w:line="240" w:lineRule="auto"/>
-        <w:ind w:left="720" w:right="0" w:firstLine="0"/>
-        <w:jc w:val="left"/>
-        <w:rPr>
-          <w:i w:val="0"/>
-          <w:iCs w:val="0"/>
-          <w:smallCaps w:val="0"/>
-          <w:strike w:val="0"/>
-          <w:color w:val="000000"/>
-          <w:sz w:val="20"/>
-          <w:szCs w:val="20"/>
-          <w:u w:val="none"/>
-          <w:shd w:fill="auto" w:val="clear"/>
-          <w:vertAlign w:val="baseline"/>
-        </w:rPr>
         <w:sectPr>
           <w:headerReference r:id="rId7" w:type="default"/>
           <w:pgSz w:h="15840" w:w="12240" w:orient="portrait"/>
@@ -223,7 +187,6 @@
             <w:pPr>
               <w:keepNext w:val="0"/>
               <w:keepLines w:val="1"/>
-              <w:pageBreakBefore w:val="0"/>
               <w:widowControl w:val="0"/>
               <w:pBdr>
                 <w:top w:space="0" w:sz="0" w:val="nil"/>
@@ -277,7 +240,6 @@
             <w:pPr>
               <w:keepNext w:val="0"/>
               <w:keepLines w:val="1"/>
-              <w:pageBreakBefore w:val="0"/>
               <w:widowControl w:val="0"/>
               <w:pBdr>
                 <w:top w:space="0" w:sz="0" w:val="nil"/>
@@ -331,7 +293,6 @@
             <w:pPr>
               <w:keepNext w:val="0"/>
               <w:keepLines w:val="1"/>
-              <w:pageBreakBefore w:val="0"/>
               <w:widowControl w:val="0"/>
               <w:pBdr>
                 <w:top w:space="0" w:sz="0" w:val="nil"/>
@@ -385,7 +346,6 @@
             <w:pPr>
               <w:keepNext w:val="0"/>
               <w:keepLines w:val="1"/>
-              <w:pageBreakBefore w:val="0"/>
               <w:widowControl w:val="0"/>
               <w:pBdr>
                 <w:top w:space="0" w:sz="0" w:val="nil"/>
@@ -477,7 +437,6 @@
             <w:pPr>
               <w:keepNext w:val="0"/>
               <w:keepLines w:val="1"/>
-              <w:pageBreakBefore w:val="0"/>
               <w:widowControl w:val="0"/>
               <w:pBdr>
                 <w:top w:space="0" w:sz="0" w:val="nil"/>
@@ -527,7 +486,6 @@
             <w:pPr>
               <w:keepNext w:val="0"/>
               <w:keepLines w:val="1"/>
-              <w:pageBreakBefore w:val="0"/>
               <w:widowControl w:val="0"/>
               <w:pBdr>
                 <w:top w:space="0" w:sz="0" w:val="nil"/>
@@ -629,7 +587,6 @@
             <w:pPr>
               <w:keepNext w:val="0"/>
               <w:keepLines w:val="1"/>
-              <w:pageBreakBefore w:val="0"/>
               <w:widowControl w:val="0"/>
               <w:pBdr>
                 <w:top w:space="0" w:sz="0" w:val="nil"/>
@@ -705,7 +662,6 @@
             <w:pPr>
               <w:keepNext w:val="0"/>
               <w:keepLines w:val="1"/>
-              <w:pageBreakBefore w:val="0"/>
               <w:widowControl w:val="0"/>
               <w:pBdr>
                 <w:top w:space="0" w:sz="0" w:val="nil"/>
@@ -812,7 +768,7 @@
     </w:p>
     <w:sdt>
       <w:sdtPr>
-        <w:id w:val="-992401128"/>
+        <w:id w:val="857643483"/>
         <w:docPartObj>
           <w:docPartGallery w:val="Table of Contents"/>
           <w:docPartUnique w:val="1"/>
@@ -2764,6 +2720,7 @@
           <w:ilvl w:val="0"/>
           <w:numId w:val="1"/>
         </w:numPr>
+        <w:ind w:left="0" w:firstLine="0"/>
         <w:rPr>
           <w:rFonts w:ascii="Times New Roman" w:cs="Times New Roman" w:eastAsia="Times New Roman" w:hAnsi="Times New Roman"/>
         </w:rPr>
@@ -2841,6 +2798,7 @@
           <w:ilvl w:val="0"/>
           <w:numId w:val="1"/>
         </w:numPr>
+        <w:ind w:left="0" w:firstLine="0"/>
         <w:rPr>
           <w:rFonts w:ascii="Times New Roman" w:cs="Times New Roman" w:eastAsia="Times New Roman" w:hAnsi="Times New Roman"/>
         </w:rPr>
@@ -2862,6 +2820,7 @@
           <w:ilvl w:val="1"/>
           <w:numId w:val="1"/>
         </w:numPr>
+        <w:ind w:left="0" w:firstLine="0"/>
         <w:rPr>
           <w:rFonts w:ascii="Times New Roman" w:cs="Times New Roman" w:eastAsia="Times New Roman" w:hAnsi="Times New Roman"/>
         </w:rPr>
@@ -3586,6 +3545,7 @@
           <w:ilvl w:val="1"/>
           <w:numId w:val="1"/>
         </w:numPr>
+        <w:ind w:left="0" w:firstLine="0"/>
         <w:rPr>
           <w:rFonts w:ascii="Times New Roman" w:cs="Times New Roman" w:eastAsia="Times New Roman" w:hAnsi="Times New Roman"/>
         </w:rPr>
@@ -4250,6 +4210,7 @@
           <w:ilvl w:val="1"/>
           <w:numId w:val="1"/>
         </w:numPr>
+        <w:ind w:left="0" w:firstLine="0"/>
         <w:rPr>
           <w:rFonts w:ascii="Times New Roman" w:cs="Times New Roman" w:eastAsia="Times New Roman" w:hAnsi="Times New Roman"/>
         </w:rPr>
@@ -4913,6 +4874,7 @@
           <w:ilvl w:val="1"/>
           <w:numId w:val="1"/>
         </w:numPr>
+        <w:ind w:left="0" w:firstLine="0"/>
         <w:rPr>
           <w:rFonts w:ascii="Times New Roman" w:cs="Times New Roman" w:eastAsia="Times New Roman" w:hAnsi="Times New Roman"/>
         </w:rPr>
@@ -5567,6 +5529,7 @@
           <w:ilvl w:val="1"/>
           <w:numId w:val="1"/>
         </w:numPr>
+        <w:ind w:left="0" w:firstLine="0"/>
         <w:rPr>
           <w:rFonts w:ascii="Times New Roman" w:cs="Times New Roman" w:eastAsia="Times New Roman" w:hAnsi="Times New Roman"/>
         </w:rPr>
@@ -6250,6 +6213,7 @@
           <w:ilvl w:val="1"/>
           <w:numId w:val="1"/>
         </w:numPr>
+        <w:ind w:left="0" w:firstLine="0"/>
         <w:rPr>
           <w:rFonts w:ascii="Times New Roman" w:cs="Times New Roman" w:eastAsia="Times New Roman" w:hAnsi="Times New Roman"/>
         </w:rPr>
@@ -6857,6 +6821,7 @@
           <w:ilvl w:val="1"/>
           <w:numId w:val="1"/>
         </w:numPr>
+        <w:ind w:left="0" w:firstLine="0"/>
         <w:rPr>
           <w:rFonts w:ascii="Times New Roman" w:cs="Times New Roman" w:eastAsia="Times New Roman" w:hAnsi="Times New Roman"/>
         </w:rPr>
@@ -7422,6 +7387,7 @@
           <w:ilvl w:val="1"/>
           <w:numId w:val="1"/>
         </w:numPr>
+        <w:ind w:left="0" w:firstLine="0"/>
         <w:rPr>
           <w:rFonts w:ascii="Times New Roman" w:cs="Times New Roman" w:eastAsia="Times New Roman" w:hAnsi="Times New Roman"/>
         </w:rPr>
@@ -7955,6 +7921,7 @@
           <w:ilvl w:val="1"/>
           <w:numId w:val="1"/>
         </w:numPr>
+        <w:ind w:left="0" w:firstLine="0"/>
         <w:rPr>
           <w:rFonts w:ascii="Times New Roman" w:cs="Times New Roman" w:eastAsia="Times New Roman" w:hAnsi="Times New Roman"/>
         </w:rPr>
@@ -8562,6 +8529,7 @@
           <w:ilvl w:val="1"/>
           <w:numId w:val="1"/>
         </w:numPr>
+        <w:ind w:left="0" w:firstLine="0"/>
         <w:rPr>
           <w:rFonts w:ascii="Times New Roman" w:cs="Times New Roman" w:eastAsia="Times New Roman" w:hAnsi="Times New Roman"/>
         </w:rPr>
@@ -9185,6 +9153,7 @@
           <w:ilvl w:val="1"/>
           <w:numId w:val="1"/>
         </w:numPr>
+        <w:ind w:left="0" w:firstLine="0"/>
         <w:rPr>
           <w:rFonts w:ascii="Times New Roman" w:cs="Times New Roman" w:eastAsia="Times New Roman" w:hAnsi="Times New Roman"/>
         </w:rPr>
@@ -9870,6 +9839,7 @@
           <w:ilvl w:val="1"/>
           <w:numId w:val="1"/>
         </w:numPr>
+        <w:ind w:left="0" w:firstLine="0"/>
         <w:rPr>
           <w:rFonts w:ascii="Times New Roman" w:cs="Times New Roman" w:eastAsia="Times New Roman" w:hAnsi="Times New Roman"/>
         </w:rPr>
@@ -10493,6 +10463,7 @@
           <w:ilvl w:val="1"/>
           <w:numId w:val="1"/>
         </w:numPr>
+        <w:ind w:left="0" w:firstLine="0"/>
         <w:rPr>
           <w:rFonts w:ascii="Times New Roman" w:cs="Times New Roman" w:eastAsia="Times New Roman" w:hAnsi="Times New Roman"/>
         </w:rPr>
@@ -11064,6 +11035,7 @@
           <w:ilvl w:val="1"/>
           <w:numId w:val="1"/>
         </w:numPr>
+        <w:ind w:left="0" w:firstLine="0"/>
         <w:rPr>
           <w:rFonts w:ascii="Times New Roman" w:cs="Times New Roman" w:eastAsia="Times New Roman" w:hAnsi="Times New Roman"/>
         </w:rPr>
@@ -11648,6 +11620,7 @@
           <w:ilvl w:val="1"/>
           <w:numId w:val="1"/>
         </w:numPr>
+        <w:ind w:left="0" w:firstLine="0"/>
         <w:rPr>
           <w:rFonts w:ascii="Times New Roman" w:cs="Times New Roman" w:eastAsia="Times New Roman" w:hAnsi="Times New Roman"/>
         </w:rPr>
@@ -12224,7 +12197,6 @@
     <w:pPr>
       <w:keepNext w:val="0"/>
       <w:keepLines w:val="0"/>
-      <w:pageBreakBefore w:val="0"/>
       <w:widowControl w:val="0"/>
       <w:pBdr>
         <w:top w:space="0" w:sz="0" w:val="nil"/>
@@ -12406,7 +12378,6 @@
     <w:pPr>
       <w:keepNext w:val="0"/>
       <w:keepLines w:val="0"/>
-      <w:pageBreakBefore w:val="0"/>
       <w:widowControl w:val="0"/>
       <w:pBdr>
         <w:top w:space="0" w:sz="0" w:val="nil"/>
@@ -12526,7 +12497,6 @@
     <w:pPr>
       <w:keepNext w:val="0"/>
       <w:keepLines w:val="0"/>
-      <w:pageBreakBefore w:val="0"/>
       <w:widowControl w:val="0"/>
       <w:pBdr>
         <w:top w:space="0" w:sz="0" w:val="nil"/>
@@ -12574,7 +12544,6 @@
     <w:pPr>
       <w:keepNext w:val="0"/>
       <w:keepLines w:val="0"/>
-      <w:pageBreakBefore w:val="0"/>
       <w:widowControl w:val="0"/>
       <w:pBdr>
         <w:top w:space="0" w:sz="0" w:val="nil"/>
@@ -12710,7 +12679,7 @@
             <w:rPr>
               <w:rtl w:val="0"/>
             </w:rPr>
-            <w:t xml:space="preserve">  Date:  26/05/2026</w:t>
+            <w:t xml:space="preserve">  Date:  26/06/2026</w:t>
           </w:r>
         </w:p>
       </w:tc>
@@ -12739,7 +12708,7 @@
               <w:szCs w:val="18"/>
               <w:rtl w:val="0"/>
             </w:rPr>
-            <w:t xml:space="preserve">MELON-UCS-v1.0-20260514</w:t>
+            <w:t xml:space="preserve">MELON-UCS-v2.0-202606526</w:t>
           </w:r>
         </w:p>
       </w:tc>
@@ -12749,7 +12718,6 @@
     <w:pPr>
       <w:keepNext w:val="0"/>
       <w:keepLines w:val="0"/>
-      <w:pageBreakBefore w:val="0"/>
       <w:widowControl w:val="0"/>
       <w:pBdr>
         <w:top w:space="0" w:sz="0" w:val="nil"/>
@@ -13602,7 +13570,7 @@
 
 <file path=customXML/item1.xml><?xml version="1.0" encoding="utf-8"?>
 <go:gDocsCustomXmlDataStorage xmlns:go="http://customooxmlschemas.google.com/" xmlns:r="http://schemas.openxmlformats.org/officeDocument/2006/relationships" uri="GoogleDocsCustomDataVersion2">
-  <go:docsCustomData xmlns:go="http://customooxmlschemas.google.com/" roundtripDataSignature="AMtx7mhAvKxQ7KJhGo/84i/PVpgX0yQZDA==">CgMxLjAyDmguODl3MmJva3V0ZDV0Mg5oLnNlYjVpb2ZpYzk4MjIOaC5lYzc4MXg4N3Zubm8yDmguNWZlc3RycGdqYm16Mg5oLnRoemhwbWhydTlvNTINaC56Z2dodG9lMDBsdjIOaC5hYmw1dXh2aWxtaHIyDmguaXV6a2FuY2Z6ZXVzMg5oLmEwaWRlY2NjcGtubDIOaC55Z2FjbzlhZ3lneXMyDmgudWs3emI4ajB5ZWpjMg5oLndqNXVwaXMycWpmYTIOaC44Y2l2Y2cxOWN1eGYyDmguZ2d5NDd3eHVhbDE3Mg5oLmxsNzBpMHl2c3dlbDIOaC5waG9zbTViODFxcnAyDmguYW40b29jd3NrZWo3OAByITFSX2p6Z0MtTkhTQ2dVaEltdGhtbFI2MDlUcE9zY1pRUw==</go:docsCustomData>
+  <go:docsCustomData xmlns:go="http://customooxmlschemas.google.com/" roundtripDataSignature="AMtx7mjKGRbMTje9NeMAaru741mAF8pTzQ==">CgMxLjAyDmguODl3MmJva3V0ZDV0Mg5oLnNlYjVpb2ZpYzk4MjIOaC5lYzc4MXg4N3Zubm8yDmguNWZlc3RycGdqYm16Mg5oLnRoemhwbWhydTlvNTINaC56Z2dodG9lMDBsdjIOaC5hYmw1dXh2aWxtaHIyDmguaXV6a2FuY2Z6ZXVzMg5oLmEwaWRlY2NjcGtubDIOaC55Z2FjbzlhZ3lneXMyDmgudWs3emI4ajB5ZWpjMg5oLndqNXVwaXMycWpmYTIOaC44Y2l2Y2cxOWN1eGYyDmguZ2d5NDd3eHVhbDE3Mg5oLmxsNzBpMHl2c3dlbDIOaC5waG9zbTViODFxcnAyDmguYW40b29jd3NrZWo3OAByITF0Nmd3ZGQ0MlFoNFZmZ0pfeFpPT2Mtd1RXZWktWm0zOQ==</go:docsCustomData>
 </go:gDocsCustomXmlDataStorage>
 </file>
 
